--- a/Biên bản họp 4.docx
+++ b/Biên bản họp 4.docx
@@ -424,15 +424,9 @@
               <w:rPr>
                 <w:rFonts w:ascii="Times New Roman" w:eastAsia="Times New Roman" w:hAnsi="Times New Roman" w:cs="Times New Roman"/>
                 <w:color w:val="000000"/>
-              </w:rPr>
-              <w:t>/</w:t>
-            </w:r>
-            <w:r>
-              <w:rPr>
-                <w:rFonts w:ascii="Times New Roman" w:eastAsia="Times New Roman" w:hAnsi="Times New Roman" w:cs="Times New Roman"/>
-                <w:color w:val="000000"/>
-              </w:rPr>
-              <w:t>05</w:t>
+                <w:lang w:val="vi-VN"/>
+              </w:rPr>
+              <w:t>/05</w:t>
             </w:r>
             <w:r>
               <w:rPr>
@@ -621,7 +615,7 @@
                 <w:sz w:val="24"/>
                 <w:szCs w:val="24"/>
               </w:rPr>
-              <w:t>Nghiệm thu ứng dụng hoàn chỉnh, đánh giá kết quả kiểm thử hệ thống và rà soát các tài liệu báo cáo để chuẩn bị nộp cho nhà trường.</w:t>
+              <w:t>Đánh giá kết quả lập trình Browser Extension (Manifest V3) và gỡ lỗi (debug) kênh giao tiếp, truyền dữ liệu URLs từ Web Application sang Extension.</w:t>
             </w:r>
           </w:p>
         </w:tc>
@@ -1290,7 +1284,7 @@
                 <w:szCs w:val="24"/>
                 <w:lang w:val="vi-VN"/>
               </w:rPr>
-              <w:t>Thảo luận 1: Sinh viên trình bày kết quả kiểm thử thực nghiệm. Chức năng kích hoạt Workspace đạt tốc độ phản hồi trung bình 1.2s (đạt yêu cầu NFR ban đầu là &lt; 1.5s).</w:t>
+              <w:t>Thảo luận 1: Sinh viên demo tính năng kích hoạt "Workspace Combo". Gói dữ liệu JSON chứa mảng các URL đã được truyền thành công từ ứng dụng Web sang mã lệnh ngầm background.js của Extension thông qua cơ chế sự kiện trình duyệt.</w:t>
             </w:r>
           </w:p>
         </w:tc>
@@ -1330,7 +1324,7 @@
                 <w:sz w:val="24"/>
                 <w:szCs w:val="24"/>
               </w:rPr>
-              <w:t>Thảo luận 2: Review cuốn Báo cáo file Word. GVHD yêu cầu sinh viên căn chỉnh lại kích thước hình ảnh ERD ở Chương 4 và bổ sung rõ hơn kết quả test API Postman ở Chương 5.</w:t>
+              <w:t>Thảo luận 2: Phát sinh lỗi kỹ thuật: Khi một Workspace chứa số lượng đường dẫn lớn (trên 8 URLs), trình duyệt Chrome có hiện tượng nghẽn hoặc bỏ sót không mở một số tab do cơ chế bảo mật hạn chế hành vi mở tab liên tục. GVHD hướng dẫn giải pháp thiết lập một hàm trễ thời gian ngắn (delay với setTimeout) giữa các lệnh gọi chrome.tabs.create.</w:t>
             </w:r>
           </w:p>
         </w:tc>
@@ -1367,7 +1361,7 @@
                 <w:szCs w:val="21"/>
                 <w:lang w:val="vi-VN"/>
               </w:rPr>
-              <w:t>Quyết định 1 (Giao việc): Sinh viên rà soát lỗi chính tả file Word báo cáo, cập nhật lại mục lục tự động và danh mục hình ảnh theo góp ý.</w:t>
+              <w:t>Quyết định 1 (Giao việc): Sinh viên chỉnh sửa mã nguồn Extension, áp dụng giải pháp hàng đợi (queue) kết hợp delay để tối ưu hóa luồng mở tab tự động.</w:t>
             </w:r>
           </w:p>
         </w:tc>
@@ -1407,7 +1401,7 @@
                 <w:sz w:val="24"/>
                 <w:szCs w:val="24"/>
               </w:rPr>
-              <w:t>Quyết định 2 (Giao việc): Sinh viên đóng gói source code, viết hướng dẫn cài đặt (README.md) cho Backend, Frontend và cách cài đặt Extension vào Chrome ở chế độ Developer.</w:t>
+              <w:t>Quyết định 2 (Giao việc): Sinh viên hoàn thiện việc tích hợp giao diện (ráp các hiệu ứng thông báo Toast thông báo trạng thái mở tab trên màn hình Web).</w:t>
             </w:r>
           </w:p>
         </w:tc>
@@ -1559,6 +1553,38 @@
                 <w:lang w:val="vi-VN"/>
               </w:rPr>
             </w:pPr>
+            <w:r>
+              <w:rPr>
+                <w:rFonts w:ascii="Times New Roman" w:eastAsia="Times New Roman" w:hAnsi="Times New Roman"/>
+                <w:sz w:val="24"/>
+                <w:szCs w:val="24"/>
+              </w:rPr>
+              <w:t>31</w:t>
+            </w:r>
+            <w:r>
+              <w:rPr>
+                <w:rFonts w:ascii="Times New Roman" w:eastAsia="Times New Roman" w:hAnsi="Times New Roman"/>
+                <w:sz w:val="24"/>
+                <w:szCs w:val="24"/>
+              </w:rPr>
+              <w:t>/</w:t>
+            </w:r>
+            <w:r>
+              <w:rPr>
+                <w:rFonts w:ascii="Times New Roman" w:eastAsia="Times New Roman" w:hAnsi="Times New Roman"/>
+                <w:sz w:val="24"/>
+                <w:szCs w:val="24"/>
+              </w:rPr>
+              <w:t>05</w:t>
+            </w:r>
+            <w:r>
+              <w:rPr>
+                <w:rFonts w:ascii="Times New Roman" w:eastAsia="Times New Roman" w:hAnsi="Times New Roman"/>
+                <w:sz w:val="24"/>
+                <w:szCs w:val="24"/>
+              </w:rPr>
+              <w:t>/2026</w:t>
+            </w:r>
           </w:p>
         </w:tc>
         <w:tc>
@@ -1626,6 +1652,14 @@
                 <w:szCs w:val="24"/>
               </w:rPr>
             </w:pPr>
+            <w:r>
+              <w:rPr>
+                <w:rFonts w:ascii="Times New Roman" w:eastAsia="Times New Roman" w:hAnsi="Times New Roman"/>
+                <w:sz w:val="24"/>
+                <w:szCs w:val="24"/>
+              </w:rPr>
+              <w:t>13h30 - 16h30</w:t>
+            </w:r>
           </w:p>
         </w:tc>
       </w:tr>
@@ -1700,6 +1734,14 @@
                 <w:szCs w:val="24"/>
               </w:rPr>
             </w:pPr>
+            <w:r>
+              <w:rPr>
+                <w:rFonts w:ascii="Times New Roman" w:eastAsia="Times New Roman" w:hAnsi="Times New Roman"/>
+                <w:sz w:val="24"/>
+                <w:szCs w:val="24"/>
+              </w:rPr>
+              <w:t>Nghiệm thu kết quả kiểm thử toàn diện và rà soát tài liệu báo cáo tổng kết đồ án.</w:t>
+            </w:r>
           </w:p>
         </w:tc>
       </w:tr>
@@ -2253,7 +2295,6 @@
   <w:style w:type="character" w:default="1" w:styleId="Phngmcinhcuaoanvn">
     <w:name w:val="Default Paragraph Font"/>
     <w:uiPriority w:val="1"/>
-    <w:semiHidden/>
     <w:unhideWhenUsed/>
   </w:style>
   <w:style w:type="table" w:default="1" w:styleId="BangThngthng">
